--- a/contract_kit/templates/Hop_dong_va_phu_luc_template.docx
+++ b/contract_kit/templates/Hop_dong_va_phu_luc_template.docx
@@ -1112,7 +1112,7 @@
           <w:sz w:val="24"/>
           <w:szCs w:val="24"/>
         </w:rPr>
-        <w:t xml:space="preserve">{{ employer.institution_name }} tại địa chỉ {{ employer.address }}</w:t>
+        <w:t xml:space="preserve">{{ employer.workplace_institution_name }} tại địa chỉ {{ employer.workplace_address }}</w:t>
       </w:r>
       <w:r>
         <w:rPr>

--- a/contract_kit/templates/Hop_dong_va_phu_luc_template.docx
+++ b/contract_kit/templates/Hop_dong_va_phu_luc_template.docx
@@ -6104,6 +6104,34 @@
           <w:szCs w:val="24"/>
         </w:rPr>
         <w:t> </w:t>
+      </w:r>
+    </w:p>
+    <w:p>
+      <w:pPr>
+        <w:numPr>
+          <w:ilvl w:val="0"/>
+          <w:numId w:val="31"/>
+        </w:numPr>
+        <w:tabs>
+          <w:tab w:val="clear" w:pos="720"/>
+        </w:tabs>
+        <w:spacing w:after="0" w:line="240" w:lineRule="auto"/>
+        <w:ind w:left="2127" w:hanging="284"/>
+        <w:textAlignment w:val="baseline"/>
+        <w:rPr>
+          <w:rFonts w:ascii="Times New Roman" w:eastAsia="Times New Roman" w:hAnsi="Times New Roman" w:cs="Times New Roman"/>
+          <w:sz w:val="24"/>
+          <w:szCs w:val="24"/>
+        </w:rPr>
+      </w:pPr>
+      <w:r>
+        <w:rPr>
+          <w:rFonts w:ascii="Times New Roman" w:eastAsia="Times New Roman" w:hAnsi="Times New Roman" w:cs="Times New Roman" w:hint="cs"/>
+          <w:sz w:val="24"/>
+          <w:szCs w:val="24"/>
+          <w:lang w:val="en-US"/>
+        </w:rPr>
+        <w:t xml:space="preserve">{{ chi_khi.thue }}Thuế thu nhập cá nhân Người lao động đóng: {{ display.pit_withheld }} VNĐ </w:t>
       </w:r>
     </w:p>
     <w:p>
